--- a/Documentation/Section31_Docker_with_Fastapi  --CLAUDE UPDATED.docx
+++ b/Documentation/Section31_Docker_with_Fastapi  --CLAUDE UPDATED.docx
@@ -14,6 +14,7 @@
           <w:szCs w:val="48"/>
         </w:rPr>
       </w:pPr>
+      <w:bookmarkStart w:id="0" w:name="_GoBack"/>
       <w:r>
         <w:rPr>
           <w:b/>
@@ -9244,7 +9245,17 @@
           <w:sz w:val="36"/>
           <w:szCs w:val="36"/>
         </w:rPr>
-        <w:t>Step 13 — Install FastAPI Inside the Container</w:t>
+        <w:t>Step 13 — Install FastAPI In</w:t>
+      </w:r>
+      <w:r>
+        <w:rPr>
+          <w:b/>
+          <w:bCs/>
+          <w:sz w:val="36"/>
+          <w:szCs w:val="36"/>
+          <w:highlight w:val="yellow"/>
+        </w:rPr>
+        <w:t>side the Container</w:t>
       </w:r>
     </w:p>
     <w:p>
@@ -11148,7 +11159,6 @@
       <w:pPr>
         <w:spacing w:beforeAutospacing="1" w:after="100" w:afterAutospacing="1"/>
       </w:pPr>
-      <w:bookmarkStart w:id="0" w:name="_GoBack"/>
       <w:r>
         <w:t xml:space="preserve">And one more issue  in our next file we write the fastapi code so  but error occur </w:t>
       </w:r>
